--- a/STARLAB_Unit_3/Appendixes/Appendix_V_Research_Journal_Rubric.docx
+++ b/STARLAB_Unit_3/Appendixes/Appendix_V_Research_Journal_Rubric.docx
@@ -4,45 +4,71 @@
   <w:body>
     <w:p>
       <w:pPr>
+        <w:pStyle w:val="STARLABKicker"/>
+      </w:pPr>
+      <w:r>
+        <w:rPr>
+          <w:rFonts w:ascii="Arial" w:hAnsi="Arial" w:eastAsia="Arial" w:cs="Arial"/>
+          <w:color w:val="E31B23"/>
+          <w:sz w:val="18"/>
+          <w:szCs w:val="18"/>
+          <w:b w:val="1"/>
+        </w:rPr>
+        <w:t>STARLAB</w:t>
+      </w:r>
+    </w:p>
+    <w:p>
+      <w:pPr>
+        <w:pStyle w:val="STARLABResourceTitle"/>
         <w:spacing w:after="60"/>
       </w:pPr>
       <w:r>
         <w:rPr>
-          <w:rFonts w:ascii="Calibri" w:hAnsi="Calibri"/>
-          <w:b/>
-          <w:i w:val="0"/>
-          <w:color w:val="F21F2A"/>
-          <w:sz w:val="18"/>
+          <w:rFonts w:ascii="Arial" w:hAnsi="Arial" w:eastAsia="Arial" w:cs="Arial"/>
+          <w:color w:val="111111"/>
+          <w:sz w:val="38"/>
+          <w:szCs w:val="38"/>
+          <w:b w:val="1"/>
         </w:rPr>
-        <w:t>STARLAB  |  UNIT 3</w:t>
+        <w:t>Research Journal Rubric</w:t>
       </w:r>
     </w:p>
     <w:p>
       <w:pPr>
-        <w:spacing w:after="60"/>
+        <w:pStyle w:val="STARLABResourceMeta"/>
       </w:pPr>
       <w:r>
         <w:rPr>
-          <w:rFonts w:ascii="Calibri" w:hAnsi="Calibri"/>
-          <w:b/>
-          <w:i w:val="0"/>
-          <w:color w:val="141414"/>
-          <w:sz w:val="40"/>
+          <w:rFonts w:ascii="Arial" w:hAnsi="Arial" w:eastAsia="Arial" w:cs="Arial"/>
+          <w:color w:val="555555"/>
+          <w:sz w:val="17"/>
+          <w:szCs w:val="17"/>
+          <w:b w:val="1"/>
         </w:rPr>
-        <w:t>Appendix V: Research Journal Rubric</w:t>
+        <w:t>Unit 3 | Appendix V | Week 5, Week 12, Week 16 | Optional / Teacher Reference</w:t>
       </w:r>
     </w:p>
     <w:p>
       <w:pPr>
+        <w:pStyle w:val="STARLABDivider"/>
+        <w:pBdr>
+          <w:bottom w:val="single" w:sz="12" w:space="1" w:color="E31B23"/>
+        </w:pBdr>
+      </w:pPr>
+    </w:p>
+    <w:p>
+      <w:pPr>
+        <w:pStyle w:val="Heading2"/>
         <w:spacing w:after="180"/>
       </w:pPr>
       <w:r>
         <w:rPr>
-          <w:rFonts w:ascii="Calibri" w:hAnsi="Calibri"/>
-          <w:b/>
+          <w:rFonts w:ascii="Arial" w:hAnsi="Arial" w:eastAsia="Arial" w:cs="Arial"/>
+          <w:b w:val="1"/>
           <w:i w:val="0"/>
-          <w:color w:val="5C5C5C"/>
-          <w:sz w:val="21"/>
+          <w:color w:val="111111"/>
+          <w:sz w:val="22"/>
+          <w:szCs w:val="22"/>
         </w:rPr>
         <w:t>Official gradebook category: Research Journal / Documentation</w:t>
       </w:r>
@@ -51,40 +77,43 @@
       <w:pPr>
         <w:spacing w:after="180"/>
         <w:ind w:left="173" w:right="173"/>
-        <w:shd w:fill="FDEBEC"/>
       </w:pPr>
       <w:r>
         <w:rPr>
-          <w:rFonts w:ascii="Calibri" w:hAnsi="Calibri"/>
+          <w:rFonts w:ascii="Arial" w:hAnsi="Arial" w:eastAsia="Arial" w:cs="Arial"/>
           <w:b/>
           <w:i w:val="0"/>
-          <w:color w:val="9B0C14"/>
-          <w:sz w:val="20"/>
+          <w:color w:val="111111"/>
+          <w:sz w:val="18"/>
+          <w:szCs w:val="18"/>
         </w:rPr>
         <w:t xml:space="preserve">Authoritative use: </w:t>
       </w:r>
       <w:r>
         <w:rPr>
-          <w:rFonts w:ascii="Calibri" w:hAnsi="Calibri"/>
+          <w:rFonts w:ascii="Arial" w:hAnsi="Arial" w:eastAsia="Arial" w:cs="Arial"/>
           <w:b w:val="0"/>
           <w:i w:val="0"/>
-          <w:color w:val="141414"/>
-          <w:sz w:val="20"/>
+          <w:color w:val="111111"/>
+          <w:sz w:val="18"/>
+          <w:szCs w:val="18"/>
         </w:rPr>
         <w:t>Use this rubric for teacher scoring of research-journal evidence from Units 3-6. Student Handout 19 is the aligned self-assessment, not a replacement for this rubric.</w:t>
       </w:r>
     </w:p>
     <w:p>
       <w:pPr>
+        <w:pStyle w:val="STARLABPrompt"/>
         <w:spacing w:after="140"/>
       </w:pPr>
       <w:r>
         <w:rPr>
-          <w:rFonts w:ascii="Calibri" w:hAnsi="Calibri"/>
-          <w:b w:val="0"/>
+          <w:rFonts w:ascii="Arial" w:hAnsi="Arial" w:eastAsia="Arial" w:cs="Arial"/>
+          <w:b w:val="1"/>
           <w:i w:val="0"/>
-          <w:color w:val="141414"/>
-          <w:sz w:val="19"/>
+          <w:color w:val="111111"/>
+          <w:sz w:val="20"/>
+          <w:szCs w:val="20"/>
         </w:rPr>
         <w:t>Student: ______________________________   Project: ______________________________   Date: ____________</w:t>
       </w:r>
@@ -97,6 +126,14 @@
         <w:tblLook w:firstColumn="1" w:firstRow="1" w:lastColumn="0" w:lastRow="0" w:noHBand="0" w:noVBand="1" w:val="04A0"/>
         <w:jc w:val="center"/>
         <w:tblInd w:w="120" w:type="dxa"/>
+        <w:tblBorders>
+          <w:top w:val="single" w:sz="6" w:space="0" w:color="D9D9D9"/>
+          <w:left w:val="single" w:sz="6" w:space="0" w:color="D9D9D9"/>
+          <w:bottom w:val="single" w:sz="6" w:space="0" w:color="D9D9D9"/>
+          <w:right w:val="single" w:sz="6" w:space="0" w:color="D9D9D9"/>
+          <w:insideH w:val="single" w:sz="6" w:space="0" w:color="D9D9D9"/>
+          <w:insideV w:val="single" w:sz="6" w:space="0" w:color="D9D9D9"/>
+        </w:tblBorders>
       </w:tblPr>
       <w:tblGrid>
         <w:gridCol w:w="1440"/>
@@ -118,21 +155,22 @@
               <w:bottom w:w="80" w:type="dxa"/>
               <w:end w:w="120" w:type="dxa"/>
             </w:tcMar>
-            <w:shd w:fill="F21F2A"/>
+            <w:shd w:fill="E31B23" w:val="clear"/>
             <w:vAlign w:val="center"/>
           </w:tcPr>
           <w:p>
             <w:pPr>
-              <w:spacing w:after="0"/>
-              <w:jc w:val="left"/>
+              <w:spacing w:after="40" w:before="0" w:line="240" w:lineRule="auto"/>
+              <w:jc w:val="center"/>
             </w:pPr>
             <w:r>
               <w:rPr>
-                <w:rFonts w:ascii="Calibri" w:hAnsi="Calibri"/>
-                <w:b/>
+                <w:rFonts w:ascii="Arial" w:hAnsi="Arial" w:eastAsia="Arial" w:cs="Arial"/>
+                <w:b w:val="1"/>
                 <w:i w:val="0"/>
                 <w:color w:val="FFFFFF"/>
                 <w:sz w:val="16"/>
+                <w:szCs w:val="16"/>
               </w:rPr>
               <w:t>Criterion</w:t>
             </w:r>
@@ -147,21 +185,22 @@
               <w:bottom w:w="80" w:type="dxa"/>
               <w:end w:w="120" w:type="dxa"/>
             </w:tcMar>
-            <w:shd w:fill="F21F2A"/>
+            <w:shd w:fill="E31B23" w:val="clear"/>
             <w:vAlign w:val="center"/>
           </w:tcPr>
           <w:p>
             <w:pPr>
-              <w:spacing w:after="0"/>
-              <w:jc w:val="left"/>
+              <w:spacing w:after="40" w:before="0" w:line="240" w:lineRule="auto"/>
+              <w:jc w:val="center"/>
             </w:pPr>
             <w:r>
               <w:rPr>
-                <w:rFonts w:ascii="Calibri" w:hAnsi="Calibri"/>
-                <w:b/>
+                <w:rFonts w:ascii="Arial" w:hAnsi="Arial" w:eastAsia="Arial" w:cs="Arial"/>
+                <w:b w:val="1"/>
                 <w:i w:val="0"/>
                 <w:color w:val="FFFFFF"/>
                 <w:sz w:val="16"/>
+                <w:szCs w:val="16"/>
               </w:rPr>
               <w:t>4 - Advanced</w:t>
             </w:r>
@@ -176,21 +215,22 @@
               <w:bottom w:w="80" w:type="dxa"/>
               <w:end w:w="120" w:type="dxa"/>
             </w:tcMar>
-            <w:shd w:fill="F21F2A"/>
+            <w:shd w:fill="E31B23" w:val="clear"/>
             <w:vAlign w:val="center"/>
           </w:tcPr>
           <w:p>
             <w:pPr>
-              <w:spacing w:after="0"/>
-              <w:jc w:val="left"/>
+              <w:spacing w:after="40" w:before="0" w:line="240" w:lineRule="auto"/>
+              <w:jc w:val="center"/>
             </w:pPr>
             <w:r>
               <w:rPr>
-                <w:rFonts w:ascii="Calibri" w:hAnsi="Calibri"/>
-                <w:b/>
+                <w:rFonts w:ascii="Arial" w:hAnsi="Arial" w:eastAsia="Arial" w:cs="Arial"/>
+                <w:b w:val="1"/>
                 <w:i w:val="0"/>
                 <w:color w:val="FFFFFF"/>
                 <w:sz w:val="16"/>
+                <w:szCs w:val="16"/>
               </w:rPr>
               <w:t>3 - Proficient</w:t>
             </w:r>
@@ -205,21 +245,22 @@
               <w:bottom w:w="80" w:type="dxa"/>
               <w:end w:w="120" w:type="dxa"/>
             </w:tcMar>
-            <w:shd w:fill="F21F2A"/>
+            <w:shd w:fill="E31B23" w:val="clear"/>
             <w:vAlign w:val="center"/>
           </w:tcPr>
           <w:p>
             <w:pPr>
-              <w:spacing w:after="0"/>
-              <w:jc w:val="left"/>
+              <w:spacing w:after="40" w:before="0" w:line="240" w:lineRule="auto"/>
+              <w:jc w:val="center"/>
             </w:pPr>
             <w:r>
               <w:rPr>
-                <w:rFonts w:ascii="Calibri" w:hAnsi="Calibri"/>
-                <w:b/>
+                <w:rFonts w:ascii="Arial" w:hAnsi="Arial" w:eastAsia="Arial" w:cs="Arial"/>
+                <w:b w:val="1"/>
                 <w:i w:val="0"/>
                 <w:color w:val="FFFFFF"/>
                 <w:sz w:val="16"/>
+                <w:szCs w:val="16"/>
               </w:rPr>
               <w:t>2 - Developing</w:t>
             </w:r>
@@ -234,21 +275,22 @@
               <w:bottom w:w="80" w:type="dxa"/>
               <w:end w:w="120" w:type="dxa"/>
             </w:tcMar>
-            <w:shd w:fill="F21F2A"/>
+            <w:shd w:fill="E31B23" w:val="clear"/>
             <w:vAlign w:val="center"/>
           </w:tcPr>
           <w:p>
             <w:pPr>
-              <w:spacing w:after="0"/>
-              <w:jc w:val="left"/>
+              <w:spacing w:after="40" w:before="0" w:line="240" w:lineRule="auto"/>
+              <w:jc w:val="center"/>
             </w:pPr>
             <w:r>
               <w:rPr>
-                <w:rFonts w:ascii="Calibri" w:hAnsi="Calibri"/>
-                <w:b/>
+                <w:rFonts w:ascii="Arial" w:hAnsi="Arial" w:eastAsia="Arial" w:cs="Arial"/>
+                <w:b w:val="1"/>
                 <w:i w:val="0"/>
                 <w:color w:val="FFFFFF"/>
                 <w:sz w:val="16"/>
+                <w:szCs w:val="16"/>
               </w:rPr>
               <w:t>1 - Beginning</w:t>
             </w:r>
@@ -256,6 +298,7 @@
         </w:tc>
       </w:tr>
       <w:tr>
+        <w:trPr/>
         <w:tc>
           <w:tcPr>
             <w:tcW w:type="dxa" w:w="1440"/>
@@ -266,18 +309,21 @@
               <w:bottom w:w="80" w:type="dxa"/>
               <w:end w:w="120" w:type="dxa"/>
             </w:tcMar>
+            <w:shd w:fill="FFFFFF" w:val="clear"/>
           </w:tcPr>
           <w:p>
             <w:pPr>
-              <w:spacing w:after="0" w:line="240" w:lineRule="auto"/>
+              <w:spacing w:after="40" w:line="240" w:lineRule="auto" w:before="0"/>
+              <w:jc w:val="left"/>
             </w:pPr>
             <w:r>
               <w:rPr>
-                <w:rFonts w:ascii="Calibri" w:hAnsi="Calibri"/>
+                <w:rFonts w:ascii="Arial" w:hAnsi="Arial" w:eastAsia="Arial" w:cs="Arial"/>
                 <w:b/>
                 <w:i w:val="0"/>
-                <w:color w:val="141414"/>
-                <w:sz w:val="16"/>
+                <w:color w:val="111111"/>
+                <w:sz w:val="18"/>
+                <w:szCs w:val="18"/>
               </w:rPr>
               <w:t>Completeness</w:t>
             </w:r>
@@ -293,18 +339,21 @@
               <w:bottom w:w="80" w:type="dxa"/>
               <w:end w:w="120" w:type="dxa"/>
             </w:tcMar>
+            <w:shd w:fill="FFFFFF" w:val="clear"/>
           </w:tcPr>
           <w:p>
             <w:pPr>
-              <w:spacing w:after="0" w:line="240" w:lineRule="auto"/>
+              <w:spacing w:after="40" w:line="240" w:lineRule="auto" w:before="0"/>
+              <w:jc w:val="left"/>
             </w:pPr>
             <w:r>
               <w:rPr>
-                <w:rFonts w:ascii="Calibri" w:hAnsi="Calibri"/>
+                <w:rFonts w:ascii="Arial" w:hAnsi="Arial" w:eastAsia="Arial" w:cs="Arial"/>
                 <w:b w:val="0"/>
                 <w:i w:val="0"/>
-                <w:color w:val="141414"/>
-                <w:sz w:val="16"/>
+                <w:color w:val="111111"/>
+                <w:sz w:val="18"/>
+                <w:szCs w:val="18"/>
               </w:rPr>
               <w:t>Entries consistently document goals, actions, data, problems, decisions, and next steps.</w:t>
             </w:r>
@@ -320,18 +369,21 @@
               <w:bottom w:w="80" w:type="dxa"/>
               <w:end w:w="120" w:type="dxa"/>
             </w:tcMar>
+            <w:shd w:fill="FFFFFF" w:val="clear"/>
           </w:tcPr>
           <w:p>
             <w:pPr>
-              <w:spacing w:after="0" w:line="240" w:lineRule="auto"/>
+              <w:spacing w:after="40" w:line="240" w:lineRule="auto" w:before="0"/>
+              <w:jc w:val="left"/>
             </w:pPr>
             <w:r>
               <w:rPr>
-                <w:rFonts w:ascii="Calibri" w:hAnsi="Calibri"/>
+                <w:rFonts w:ascii="Arial" w:hAnsi="Arial" w:eastAsia="Arial" w:cs="Arial"/>
                 <w:b w:val="0"/>
                 <w:i w:val="0"/>
-                <w:color w:val="141414"/>
-                <w:sz w:val="16"/>
+                <w:color w:val="111111"/>
+                <w:sz w:val="18"/>
+                <w:szCs w:val="18"/>
               </w:rPr>
               <w:t>Most entries include the required elements; only minor gaps remain.</w:t>
             </w:r>
@@ -347,18 +399,21 @@
               <w:bottom w:w="80" w:type="dxa"/>
               <w:end w:w="120" w:type="dxa"/>
             </w:tcMar>
+            <w:shd w:fill="FFFFFF" w:val="clear"/>
           </w:tcPr>
           <w:p>
             <w:pPr>
-              <w:spacing w:after="0" w:line="240" w:lineRule="auto"/>
+              <w:spacing w:after="40" w:line="240" w:lineRule="auto" w:before="0"/>
+              <w:jc w:val="left"/>
             </w:pPr>
             <w:r>
               <w:rPr>
-                <w:rFonts w:ascii="Calibri" w:hAnsi="Calibri"/>
+                <w:rFonts w:ascii="Arial" w:hAnsi="Arial" w:eastAsia="Arial" w:cs="Arial"/>
                 <w:b w:val="0"/>
                 <w:i w:val="0"/>
-                <w:color w:val="141414"/>
-                <w:sz w:val="16"/>
+                <w:color w:val="111111"/>
+                <w:sz w:val="18"/>
+                <w:szCs w:val="18"/>
               </w:rPr>
               <w:t>Entries are inconsistent or omit important parts of the research process.</w:t>
             </w:r>
@@ -374,18 +429,21 @@
               <w:bottom w:w="80" w:type="dxa"/>
               <w:end w:w="120" w:type="dxa"/>
             </w:tcMar>
+            <w:shd w:fill="FFFFFF" w:val="clear"/>
           </w:tcPr>
           <w:p>
             <w:pPr>
-              <w:spacing w:after="0" w:line="240" w:lineRule="auto"/>
+              <w:spacing w:after="40" w:line="240" w:lineRule="auto" w:before="0"/>
+              <w:jc w:val="left"/>
             </w:pPr>
             <w:r>
               <w:rPr>
-                <w:rFonts w:ascii="Calibri" w:hAnsi="Calibri"/>
+                <w:rFonts w:ascii="Arial" w:hAnsi="Arial" w:eastAsia="Arial" w:cs="Arial"/>
                 <w:b w:val="0"/>
                 <w:i w:val="0"/>
-                <w:color w:val="141414"/>
-                <w:sz w:val="16"/>
+                <w:color w:val="111111"/>
+                <w:sz w:val="18"/>
+                <w:szCs w:val="18"/>
               </w:rPr>
               <w:t>The journal is sparse, substantially incomplete, or difficult to evaluate.</w:t>
             </w:r>
@@ -393,11 +451,12 @@
         </w:tc>
       </w:tr>
       <w:tr>
+        <w:trPr/>
         <w:tc>
           <w:tcPr>
             <w:tcW w:type="dxa" w:w="1440"/>
             <w:vAlign w:val="center"/>
-            <w:shd w:fill="F2F2F2"/>
+            <w:shd w:fill="F2F2F2" w:val="clear"/>
             <w:tcMar>
               <w:top w:w="80" w:type="dxa"/>
               <w:start w:w="120" w:type="dxa"/>
@@ -407,15 +466,17 @@
           </w:tcPr>
           <w:p>
             <w:pPr>
-              <w:spacing w:after="0" w:line="240" w:lineRule="auto"/>
+              <w:spacing w:after="40" w:line="240" w:lineRule="auto" w:before="0"/>
+              <w:jc w:val="left"/>
             </w:pPr>
             <w:r>
               <w:rPr>
-                <w:rFonts w:ascii="Calibri" w:hAnsi="Calibri"/>
+                <w:rFonts w:ascii="Arial" w:hAnsi="Arial" w:eastAsia="Arial" w:cs="Arial"/>
                 <w:b/>
                 <w:i w:val="0"/>
-                <w:color w:val="141414"/>
-                <w:sz w:val="16"/>
+                <w:color w:val="111111"/>
+                <w:sz w:val="18"/>
+                <w:szCs w:val="18"/>
               </w:rPr>
               <w:t>Specificity</w:t>
             </w:r>
@@ -425,7 +486,7 @@
           <w:tcPr>
             <w:tcW w:type="dxa" w:w="1980"/>
             <w:vAlign w:val="center"/>
-            <w:shd w:fill="F2F2F2"/>
+            <w:shd w:fill="F2F2F2" w:val="clear"/>
             <w:tcMar>
               <w:top w:w="80" w:type="dxa"/>
               <w:start w:w="120" w:type="dxa"/>
@@ -435,15 +496,17 @@
           </w:tcPr>
           <w:p>
             <w:pPr>
-              <w:spacing w:after="0" w:line="240" w:lineRule="auto"/>
+              <w:spacing w:after="40" w:line="240" w:lineRule="auto" w:before="0"/>
+              <w:jc w:val="left"/>
             </w:pPr>
             <w:r>
               <w:rPr>
-                <w:rFonts w:ascii="Calibri" w:hAnsi="Calibri"/>
+                <w:rFonts w:ascii="Arial" w:hAnsi="Arial" w:eastAsia="Arial" w:cs="Arial"/>
                 <w:b w:val="0"/>
                 <w:i w:val="0"/>
-                <w:color w:val="141414"/>
-                <w:sz w:val="16"/>
+                <w:color w:val="111111"/>
+                <w:sz w:val="18"/>
+                <w:szCs w:val="18"/>
               </w:rPr>
               <w:t>Dates, trials, measurements, conditions, file names, and observations make the work reconstructable.</w:t>
             </w:r>
@@ -453,7 +516,7 @@
           <w:tcPr>
             <w:tcW w:type="dxa" w:w="1980"/>
             <w:vAlign w:val="center"/>
-            <w:shd w:fill="F2F2F2"/>
+            <w:shd w:fill="F2F2F2" w:val="clear"/>
             <w:tcMar>
               <w:top w:w="80" w:type="dxa"/>
               <w:start w:w="120" w:type="dxa"/>
@@ -463,15 +526,17 @@
           </w:tcPr>
           <w:p>
             <w:pPr>
-              <w:spacing w:after="0" w:line="240" w:lineRule="auto"/>
+              <w:spacing w:after="40" w:line="240" w:lineRule="auto" w:before="0"/>
+              <w:jc w:val="left"/>
             </w:pPr>
             <w:r>
               <w:rPr>
-                <w:rFonts w:ascii="Calibri" w:hAnsi="Calibri"/>
+                <w:rFonts w:ascii="Arial" w:hAnsi="Arial" w:eastAsia="Arial" w:cs="Arial"/>
                 <w:b w:val="0"/>
                 <w:i w:val="0"/>
-                <w:color w:val="141414"/>
-                <w:sz w:val="16"/>
+                <w:color w:val="111111"/>
+                <w:sz w:val="18"/>
+                <w:szCs w:val="18"/>
               </w:rPr>
               <w:t>Entries are generally specific enough to understand what occurred.</w:t>
             </w:r>
@@ -481,7 +546,7 @@
           <w:tcPr>
             <w:tcW w:type="dxa" w:w="1980"/>
             <w:vAlign w:val="center"/>
-            <w:shd w:fill="F2F2F2"/>
+            <w:shd w:fill="F2F2F2" w:val="clear"/>
             <w:tcMar>
               <w:top w:w="80" w:type="dxa"/>
               <w:start w:w="120" w:type="dxa"/>
@@ -491,15 +556,17 @@
           </w:tcPr>
           <w:p>
             <w:pPr>
-              <w:spacing w:after="0" w:line="240" w:lineRule="auto"/>
+              <w:spacing w:after="40" w:line="240" w:lineRule="auto" w:before="0"/>
+              <w:jc w:val="left"/>
             </w:pPr>
             <w:r>
               <w:rPr>
-                <w:rFonts w:ascii="Calibri" w:hAnsi="Calibri"/>
+                <w:rFonts w:ascii="Arial" w:hAnsi="Arial" w:eastAsia="Arial" w:cs="Arial"/>
                 <w:b w:val="0"/>
                 <w:i w:val="0"/>
-                <w:color w:val="141414"/>
-                <w:sz w:val="16"/>
+                <w:color w:val="111111"/>
+                <w:sz w:val="18"/>
+                <w:szCs w:val="18"/>
               </w:rPr>
               <w:t>Entries are often vague or rely on memory instead of precise details.</w:t>
             </w:r>
@@ -509,7 +576,7 @@
           <w:tcPr>
             <w:tcW w:type="dxa" w:w="1980"/>
             <w:vAlign w:val="center"/>
-            <w:shd w:fill="F2F2F2"/>
+            <w:shd w:fill="F2F2F2" w:val="clear"/>
             <w:tcMar>
               <w:top w:w="80" w:type="dxa"/>
               <w:start w:w="120" w:type="dxa"/>
@@ -519,15 +586,17 @@
           </w:tcPr>
           <w:p>
             <w:pPr>
-              <w:spacing w:after="0" w:line="240" w:lineRule="auto"/>
+              <w:spacing w:after="40" w:line="240" w:lineRule="auto" w:before="0"/>
+              <w:jc w:val="left"/>
             </w:pPr>
             <w:r>
               <w:rPr>
-                <w:rFonts w:ascii="Calibri" w:hAnsi="Calibri"/>
+                <w:rFonts w:ascii="Arial" w:hAnsi="Arial" w:eastAsia="Arial" w:cs="Arial"/>
                 <w:b w:val="0"/>
                 <w:i w:val="0"/>
-                <w:color w:val="141414"/>
-                <w:sz w:val="16"/>
+                <w:color w:val="111111"/>
+                <w:sz w:val="18"/>
+                <w:szCs w:val="18"/>
               </w:rPr>
               <w:t>Entries are too vague to reconstruct the research process.</w:t>
             </w:r>
@@ -535,6 +604,7 @@
         </w:tc>
       </w:tr>
       <w:tr>
+        <w:trPr/>
         <w:tc>
           <w:tcPr>
             <w:tcW w:type="dxa" w:w="1440"/>
@@ -545,18 +615,21 @@
               <w:bottom w:w="80" w:type="dxa"/>
               <w:end w:w="120" w:type="dxa"/>
             </w:tcMar>
+            <w:shd w:fill="FFFFFF" w:val="clear"/>
           </w:tcPr>
           <w:p>
             <w:pPr>
-              <w:spacing w:after="0" w:line="240" w:lineRule="auto"/>
+              <w:spacing w:after="40" w:line="240" w:lineRule="auto" w:before="0"/>
+              <w:jc w:val="left"/>
             </w:pPr>
             <w:r>
               <w:rPr>
-                <w:rFonts w:ascii="Calibri" w:hAnsi="Calibri"/>
+                <w:rFonts w:ascii="Arial" w:hAnsi="Arial" w:eastAsia="Arial" w:cs="Arial"/>
                 <w:b/>
                 <w:i w:val="0"/>
-                <w:color w:val="141414"/>
-                <w:sz w:val="16"/>
+                <w:color w:val="111111"/>
+                <w:sz w:val="18"/>
+                <w:szCs w:val="18"/>
               </w:rPr>
               <w:t>Honesty and Integrity</w:t>
             </w:r>
@@ -572,18 +645,21 @@
               <w:bottom w:w="80" w:type="dxa"/>
               <w:end w:w="120" w:type="dxa"/>
             </w:tcMar>
+            <w:shd w:fill="FFFFFF" w:val="clear"/>
           </w:tcPr>
           <w:p>
             <w:pPr>
-              <w:spacing w:after="0" w:line="240" w:lineRule="auto"/>
+              <w:spacing w:after="40" w:line="240" w:lineRule="auto" w:before="0"/>
+              <w:jc w:val="left"/>
             </w:pPr>
             <w:r>
               <w:rPr>
-                <w:rFonts w:ascii="Calibri" w:hAnsi="Calibri"/>
+                <w:rFonts w:ascii="Arial" w:hAnsi="Arial" w:eastAsia="Arial" w:cs="Arial"/>
                 <w:b w:val="0"/>
                 <w:i w:val="0"/>
-                <w:color w:val="141414"/>
-                <w:sz w:val="16"/>
+                <w:color w:val="111111"/>
+                <w:sz w:val="18"/>
+                <w:szCs w:val="18"/>
               </w:rPr>
               <w:t>Failed trials, questionable data, method changes, and limitations are documented clearly and promptly.</w:t>
             </w:r>
@@ -599,18 +675,21 @@
               <w:bottom w:w="80" w:type="dxa"/>
               <w:end w:w="120" w:type="dxa"/>
             </w:tcMar>
+            <w:shd w:fill="FFFFFF" w:val="clear"/>
           </w:tcPr>
           <w:p>
             <w:pPr>
-              <w:spacing w:after="0" w:line="240" w:lineRule="auto"/>
+              <w:spacing w:after="40" w:line="240" w:lineRule="auto" w:before="0"/>
+              <w:jc w:val="left"/>
             </w:pPr>
             <w:r>
               <w:rPr>
-                <w:rFonts w:ascii="Calibri" w:hAnsi="Calibri"/>
+                <w:rFonts w:ascii="Arial" w:hAnsi="Arial" w:eastAsia="Arial" w:cs="Arial"/>
                 <w:b w:val="0"/>
                 <w:i w:val="0"/>
-                <w:color w:val="141414"/>
-                <w:sz w:val="16"/>
+                <w:color w:val="111111"/>
+                <w:sz w:val="18"/>
+                <w:szCs w:val="18"/>
               </w:rPr>
               <w:t>Most problems, failures, and revisions are documented honestly.</w:t>
             </w:r>
@@ -626,18 +705,21 @@
               <w:bottom w:w="80" w:type="dxa"/>
               <w:end w:w="120" w:type="dxa"/>
             </w:tcMar>
+            <w:shd w:fill="FFFFFF" w:val="clear"/>
           </w:tcPr>
           <w:p>
             <w:pPr>
-              <w:spacing w:after="0" w:line="240" w:lineRule="auto"/>
+              <w:spacing w:after="40" w:line="240" w:lineRule="auto" w:before="0"/>
+              <w:jc w:val="left"/>
             </w:pPr>
             <w:r>
               <w:rPr>
-                <w:rFonts w:ascii="Calibri" w:hAnsi="Calibri"/>
+                <w:rFonts w:ascii="Arial" w:hAnsi="Arial" w:eastAsia="Arial" w:cs="Arial"/>
                 <w:b w:val="0"/>
                 <w:i w:val="0"/>
-                <w:color w:val="141414"/>
-                <w:sz w:val="16"/>
+                <w:color w:val="111111"/>
+                <w:sz w:val="18"/>
+                <w:szCs w:val="18"/>
               </w:rPr>
               <w:t>Some concerns or changes are mentioned but not explained or dated clearly.</w:t>
             </w:r>
@@ -653,18 +735,21 @@
               <w:bottom w:w="80" w:type="dxa"/>
               <w:end w:w="120" w:type="dxa"/>
             </w:tcMar>
+            <w:shd w:fill="FFFFFF" w:val="clear"/>
           </w:tcPr>
           <w:p>
             <w:pPr>
-              <w:spacing w:after="0" w:line="240" w:lineRule="auto"/>
+              <w:spacing w:after="40" w:line="240" w:lineRule="auto" w:before="0"/>
+              <w:jc w:val="left"/>
             </w:pPr>
             <w:r>
               <w:rPr>
-                <w:rFonts w:ascii="Calibri" w:hAnsi="Calibri"/>
+                <w:rFonts w:ascii="Arial" w:hAnsi="Arial" w:eastAsia="Arial" w:cs="Arial"/>
                 <w:b w:val="0"/>
                 <w:i w:val="0"/>
-                <w:color w:val="141414"/>
-                <w:sz w:val="16"/>
+                <w:color w:val="111111"/>
+                <w:sz w:val="18"/>
+                <w:szCs w:val="18"/>
               </w:rPr>
               <w:t>Problems, failures, missing evidence, or changes are hidden or undocumented.</w:t>
             </w:r>
@@ -672,11 +757,12 @@
         </w:tc>
       </w:tr>
       <w:tr>
+        <w:trPr/>
         <w:tc>
           <w:tcPr>
             <w:tcW w:type="dxa" w:w="1440"/>
             <w:vAlign w:val="center"/>
-            <w:shd w:fill="F2F2F2"/>
+            <w:shd w:fill="F2F2F2" w:val="clear"/>
             <w:tcMar>
               <w:top w:w="80" w:type="dxa"/>
               <w:start w:w="120" w:type="dxa"/>
@@ -686,15 +772,17 @@
           </w:tcPr>
           <w:p>
             <w:pPr>
-              <w:spacing w:after="0" w:line="240" w:lineRule="auto"/>
+              <w:spacing w:after="40" w:line="240" w:lineRule="auto" w:before="0"/>
+              <w:jc w:val="left"/>
             </w:pPr>
             <w:r>
               <w:rPr>
-                <w:rFonts w:ascii="Calibri" w:hAnsi="Calibri"/>
+                <w:rFonts w:ascii="Arial" w:hAnsi="Arial" w:eastAsia="Arial" w:cs="Arial"/>
                 <w:b/>
                 <w:i w:val="0"/>
-                <w:color w:val="141414"/>
-                <w:sz w:val="16"/>
+                <w:color w:val="111111"/>
+                <w:sz w:val="18"/>
+                <w:szCs w:val="18"/>
               </w:rPr>
               <w:t>Connection to Evidence</w:t>
             </w:r>
@@ -704,7 +792,7 @@
           <w:tcPr>
             <w:tcW w:type="dxa" w:w="1980"/>
             <w:vAlign w:val="center"/>
-            <w:shd w:fill="F2F2F2"/>
+            <w:shd w:fill="F2F2F2" w:val="clear"/>
             <w:tcMar>
               <w:top w:w="80" w:type="dxa"/>
               <w:start w:w="120" w:type="dxa"/>
@@ -714,15 +802,17 @@
           </w:tcPr>
           <w:p>
             <w:pPr>
-              <w:spacing w:after="0" w:line="240" w:lineRule="auto"/>
+              <w:spacing w:after="40" w:line="240" w:lineRule="auto" w:before="0"/>
+              <w:jc w:val="left"/>
             </w:pPr>
             <w:r>
               <w:rPr>
-                <w:rFonts w:ascii="Calibri" w:hAnsi="Calibri"/>
+                <w:rFonts w:ascii="Arial" w:hAnsi="Arial" w:eastAsia="Arial" w:cs="Arial"/>
                 <w:b w:val="0"/>
                 <w:i w:val="0"/>
-                <w:color w:val="141414"/>
-                <w:sz w:val="16"/>
+                <w:color w:val="111111"/>
+                <w:sz w:val="18"/>
+                <w:szCs w:val="18"/>
               </w:rPr>
               <w:t>Entries link clearly to raw data, photos, code, files, graphs, tables, or other traceable evidence.</w:t>
             </w:r>
@@ -732,7 +822,7 @@
           <w:tcPr>
             <w:tcW w:type="dxa" w:w="1980"/>
             <w:vAlign w:val="center"/>
-            <w:shd w:fill="F2F2F2"/>
+            <w:shd w:fill="F2F2F2" w:val="clear"/>
             <w:tcMar>
               <w:top w:w="80" w:type="dxa"/>
               <w:start w:w="120" w:type="dxa"/>
@@ -742,15 +832,17 @@
           </w:tcPr>
           <w:p>
             <w:pPr>
-              <w:spacing w:after="0" w:line="240" w:lineRule="auto"/>
+              <w:spacing w:after="40" w:line="240" w:lineRule="auto" w:before="0"/>
+              <w:jc w:val="left"/>
             </w:pPr>
             <w:r>
               <w:rPr>
-                <w:rFonts w:ascii="Calibri" w:hAnsi="Calibri"/>
+                <w:rFonts w:ascii="Arial" w:hAnsi="Arial" w:eastAsia="Arial" w:cs="Arial"/>
                 <w:b w:val="0"/>
                 <w:i w:val="0"/>
-                <w:color w:val="141414"/>
-                <w:sz w:val="16"/>
+                <w:color w:val="111111"/>
+                <w:sz w:val="18"/>
+                <w:szCs w:val="18"/>
               </w:rPr>
               <w:t>The journal usually identifies where supporting evidence is stored.</w:t>
             </w:r>
@@ -760,7 +852,7 @@
           <w:tcPr>
             <w:tcW w:type="dxa" w:w="1980"/>
             <w:vAlign w:val="center"/>
-            <w:shd w:fill="F2F2F2"/>
+            <w:shd w:fill="F2F2F2" w:val="clear"/>
             <w:tcMar>
               <w:top w:w="80" w:type="dxa"/>
               <w:start w:w="120" w:type="dxa"/>
@@ -770,15 +862,17 @@
           </w:tcPr>
           <w:p>
             <w:pPr>
-              <w:spacing w:after="0" w:line="240" w:lineRule="auto"/>
+              <w:spacing w:after="40" w:line="240" w:lineRule="auto" w:before="0"/>
+              <w:jc w:val="left"/>
             </w:pPr>
             <w:r>
               <w:rPr>
-                <w:rFonts w:ascii="Calibri" w:hAnsi="Calibri"/>
+                <w:rFonts w:ascii="Arial" w:hAnsi="Arial" w:eastAsia="Arial" w:cs="Arial"/>
                 <w:b w:val="0"/>
                 <w:i w:val="0"/>
-                <w:color w:val="141414"/>
-                <w:sz w:val="16"/>
+                <w:color w:val="111111"/>
+                <w:sz w:val="18"/>
+                <w:szCs w:val="18"/>
               </w:rPr>
               <w:t>Evidence locations are inconsistent, incomplete, or difficult to follow.</w:t>
             </w:r>
@@ -788,7 +882,7 @@
           <w:tcPr>
             <w:tcW w:type="dxa" w:w="1980"/>
             <w:vAlign w:val="center"/>
-            <w:shd w:fill="F2F2F2"/>
+            <w:shd w:fill="F2F2F2" w:val="clear"/>
             <w:tcMar>
               <w:top w:w="80" w:type="dxa"/>
               <w:start w:w="120" w:type="dxa"/>
@@ -798,15 +892,17 @@
           </w:tcPr>
           <w:p>
             <w:pPr>
-              <w:spacing w:after="0" w:line="240" w:lineRule="auto"/>
+              <w:spacing w:after="40" w:line="240" w:lineRule="auto" w:before="0"/>
+              <w:jc w:val="left"/>
             </w:pPr>
             <w:r>
               <w:rPr>
-                <w:rFonts w:ascii="Calibri" w:hAnsi="Calibri"/>
+                <w:rFonts w:ascii="Arial" w:hAnsi="Arial" w:eastAsia="Arial" w:cs="Arial"/>
                 <w:b w:val="0"/>
                 <w:i w:val="0"/>
-                <w:color w:val="141414"/>
-                <w:sz w:val="16"/>
+                <w:color w:val="111111"/>
+                <w:sz w:val="18"/>
+                <w:szCs w:val="18"/>
               </w:rPr>
               <w:t>The journal is disconnected from supporting evidence.</w:t>
             </w:r>
@@ -814,6 +910,7 @@
         </w:tc>
       </w:tr>
       <w:tr>
+        <w:trPr/>
         <w:tc>
           <w:tcPr>
             <w:tcW w:type="dxa" w:w="1440"/>
@@ -824,18 +921,21 @@
               <w:bottom w:w="80" w:type="dxa"/>
               <w:end w:w="120" w:type="dxa"/>
             </w:tcMar>
+            <w:shd w:fill="FFFFFF" w:val="clear"/>
           </w:tcPr>
           <w:p>
             <w:pPr>
-              <w:spacing w:after="0" w:line="240" w:lineRule="auto"/>
+              <w:spacing w:after="40" w:line="240" w:lineRule="auto" w:before="0"/>
+              <w:jc w:val="left"/>
             </w:pPr>
             <w:r>
               <w:rPr>
-                <w:rFonts w:ascii="Calibri" w:hAnsi="Calibri"/>
+                <w:rFonts w:ascii="Arial" w:hAnsi="Arial" w:eastAsia="Arial" w:cs="Arial"/>
                 <w:b/>
                 <w:i w:val="0"/>
-                <w:color w:val="141414"/>
-                <w:sz w:val="16"/>
+                <w:color w:val="111111"/>
+                <w:sz w:val="18"/>
+                <w:szCs w:val="18"/>
               </w:rPr>
               <w:t>Next Steps</w:t>
             </w:r>
@@ -851,18 +951,21 @@
               <w:bottom w:w="80" w:type="dxa"/>
               <w:end w:w="120" w:type="dxa"/>
             </w:tcMar>
+            <w:shd w:fill="FFFFFF" w:val="clear"/>
           </w:tcPr>
           <w:p>
             <w:pPr>
-              <w:spacing w:after="0" w:line="240" w:lineRule="auto"/>
+              <w:spacing w:after="40" w:line="240" w:lineRule="auto" w:before="0"/>
+              <w:jc w:val="left"/>
             </w:pPr>
             <w:r>
               <w:rPr>
-                <w:rFonts w:ascii="Calibri" w:hAnsi="Calibri"/>
+                <w:rFonts w:ascii="Arial" w:hAnsi="Arial" w:eastAsia="Arial" w:cs="Arial"/>
                 <w:b w:val="0"/>
                 <w:i w:val="0"/>
-                <w:color w:val="141414"/>
-                <w:sz w:val="16"/>
+                <w:color w:val="111111"/>
+                <w:sz w:val="18"/>
+                <w:szCs w:val="18"/>
               </w:rPr>
               <w:t>Entries end with specific, evidence-based actions that move the project forward responsibly.</w:t>
             </w:r>
@@ -878,18 +981,21 @@
               <w:bottom w:w="80" w:type="dxa"/>
               <w:end w:w="120" w:type="dxa"/>
             </w:tcMar>
+            <w:shd w:fill="FFFFFF" w:val="clear"/>
           </w:tcPr>
           <w:p>
             <w:pPr>
-              <w:spacing w:after="0" w:line="240" w:lineRule="auto"/>
+              <w:spacing w:after="40" w:line="240" w:lineRule="auto" w:before="0"/>
+              <w:jc w:val="left"/>
             </w:pPr>
             <w:r>
               <w:rPr>
-                <w:rFonts w:ascii="Calibri" w:hAnsi="Calibri"/>
+                <w:rFonts w:ascii="Arial" w:hAnsi="Arial" w:eastAsia="Arial" w:cs="Arial"/>
                 <w:b w:val="0"/>
                 <w:i w:val="0"/>
-                <w:color w:val="141414"/>
-                <w:sz w:val="16"/>
+                <w:color w:val="111111"/>
+                <w:sz w:val="18"/>
+                <w:szCs w:val="18"/>
               </w:rPr>
               <w:t>Most entries include clear and reasonable next steps.</w:t>
             </w:r>
@@ -905,18 +1011,21 @@
               <w:bottom w:w="80" w:type="dxa"/>
               <w:end w:w="120" w:type="dxa"/>
             </w:tcMar>
+            <w:shd w:fill="FFFFFF" w:val="clear"/>
           </w:tcPr>
           <w:p>
             <w:pPr>
-              <w:spacing w:after="0" w:line="240" w:lineRule="auto"/>
+              <w:spacing w:after="40" w:line="240" w:lineRule="auto" w:before="0"/>
+              <w:jc w:val="left"/>
             </w:pPr>
             <w:r>
               <w:rPr>
-                <w:rFonts w:ascii="Calibri" w:hAnsi="Calibri"/>
+                <w:rFonts w:ascii="Arial" w:hAnsi="Arial" w:eastAsia="Arial" w:cs="Arial"/>
                 <w:b w:val="0"/>
                 <w:i w:val="0"/>
-                <w:color w:val="141414"/>
-                <w:sz w:val="16"/>
+                <w:color w:val="111111"/>
+                <w:sz w:val="18"/>
+                <w:szCs w:val="18"/>
               </w:rPr>
               <w:t>Next steps are vague, irregular, or only partly connected to evidence.</w:t>
             </w:r>
@@ -932,18 +1041,21 @@
               <w:bottom w:w="80" w:type="dxa"/>
               <w:end w:w="120" w:type="dxa"/>
             </w:tcMar>
+            <w:shd w:fill="FFFFFF" w:val="clear"/>
           </w:tcPr>
           <w:p>
             <w:pPr>
-              <w:spacing w:after="0" w:line="240" w:lineRule="auto"/>
+              <w:spacing w:after="40" w:line="240" w:lineRule="auto" w:before="0"/>
+              <w:jc w:val="left"/>
             </w:pPr>
             <w:r>
               <w:rPr>
-                <w:rFonts w:ascii="Calibri" w:hAnsi="Calibri"/>
+                <w:rFonts w:ascii="Arial" w:hAnsi="Arial" w:eastAsia="Arial" w:cs="Arial"/>
                 <w:b w:val="0"/>
                 <w:i w:val="0"/>
-                <w:color w:val="141414"/>
-                <w:sz w:val="16"/>
+                <w:color w:val="111111"/>
+                <w:sz w:val="18"/>
+                <w:szCs w:val="18"/>
               </w:rPr>
               <w:t>Next steps are missing, unrealistic, or inconsistent with the approved project.</w:t>
             </w:r>
@@ -957,21 +1069,23 @@
       </w:pPr>
       <w:r>
         <w:rPr>
-          <w:rFonts w:ascii="Calibri" w:hAnsi="Calibri"/>
+          <w:rFonts w:ascii="Arial" w:hAnsi="Arial" w:eastAsia="Arial" w:cs="Arial"/>
           <w:b/>
           <w:i w:val="0"/>
-          <w:color w:val="141414"/>
-          <w:sz w:val="22"/>
+          <w:color w:val="111111"/>
+          <w:sz w:val="18"/>
+          <w:szCs w:val="18"/>
         </w:rPr>
         <w:t>Score: ______ / 20</w:t>
       </w:r>
       <w:r>
         <w:rPr>
-          <w:rFonts w:ascii="Calibri" w:hAnsi="Calibri"/>
+          <w:rFonts w:ascii="Arial" w:hAnsi="Arial" w:eastAsia="Arial" w:cs="Arial"/>
           <w:b w:val="0"/>
           <w:i/>
-          <w:color w:val="5C5C5C"/>
-          <w:sz w:val="19"/>
+          <w:color w:val="111111"/>
+          <w:sz w:val="18"/>
+          <w:szCs w:val="18"/>
         </w:rPr>
         <w:t xml:space="preserve">     Local assignment points or conversions may vary.</w:t>
       </w:r>
@@ -982,21 +1096,23 @@
       </w:pPr>
       <w:r>
         <w:rPr>
-          <w:rFonts w:ascii="Calibri" w:hAnsi="Calibri"/>
+          <w:rFonts w:ascii="Arial" w:hAnsi="Arial" w:eastAsia="Arial" w:cs="Arial"/>
           <w:b/>
           <w:i w:val="0"/>
-          <w:color w:val="141414"/>
-          <w:sz w:val="19"/>
+          <w:color w:val="111111"/>
+          <w:sz w:val="18"/>
+          <w:szCs w:val="18"/>
         </w:rPr>
         <w:t xml:space="preserve">Gradebook placement: </w:t>
       </w:r>
       <w:r>
         <w:rPr>
-          <w:rFonts w:ascii="Calibri" w:hAnsi="Calibri"/>
+          <w:rFonts w:ascii="Arial" w:hAnsi="Arial" w:eastAsia="Arial" w:cs="Arial"/>
           <w:b w:val="0"/>
           <w:i w:val="0"/>
-          <w:color w:val="141414"/>
-          <w:sz w:val="19"/>
+          <w:color w:val="111111"/>
+          <w:sz w:val="18"/>
+          <w:szCs w:val="18"/>
         </w:rPr>
         <w:t>Record this evidence under Research Journal / Documentation. The official course-category weight remains 20%.</w:t>
       </w:r>
@@ -1007,75 +1123,49 @@
       </w:pPr>
       <w:r>
         <w:rPr>
-          <w:rFonts w:ascii="Calibri" w:hAnsi="Calibri"/>
+          <w:rFonts w:ascii="Arial" w:hAnsi="Arial" w:eastAsia="Arial" w:cs="Arial"/>
           <w:b/>
           <w:i w:val="0"/>
-          <w:color w:val="141414"/>
-          <w:sz w:val="19"/>
+          <w:color w:val="111111"/>
+          <w:sz w:val="18"/>
+          <w:szCs w:val="18"/>
         </w:rPr>
         <w:t xml:space="preserve">Evidence note: </w:t>
       </w:r>
       <w:r>
         <w:rPr>
-          <w:rFonts w:ascii="Calibri" w:hAnsi="Calibri"/>
+          <w:rFonts w:ascii="Arial" w:hAnsi="Arial" w:eastAsia="Arial" w:cs="Arial"/>
           <w:b w:val="0"/>
           <w:i w:val="0"/>
-          <w:color w:val="141414"/>
-          <w:sz w:val="19"/>
+          <w:color w:val="111111"/>
+          <w:sz w:val="18"/>
+          <w:szCs w:val="18"/>
         </w:rPr>
         <w:t>Score the journal itself and verify cited dates, pages, files, or links. Do not reward reconstructed entries that are presented as contemporaneous documentation.</w:t>
       </w:r>
     </w:p>
     <w:p>
       <w:pPr>
+        <w:pStyle w:val="STARLABPrompt"/>
         <w:spacing w:after="40"/>
       </w:pPr>
       <w:r>
         <w:rPr>
-          <w:rFonts w:ascii="Calibri" w:hAnsi="Calibri"/>
-          <w:b/>
+          <w:rFonts w:ascii="Arial" w:hAnsi="Arial" w:eastAsia="Arial" w:cs="Arial"/>
+          <w:b w:val="1"/>
           <w:i w:val="0"/>
-          <w:color w:val="141414"/>
-          <w:sz w:val="19"/>
+          <w:color w:val="111111"/>
+          <w:sz w:val="20"/>
+          <w:szCs w:val="20"/>
         </w:rPr>
         <w:t>Teacher feedback / required revision:</w:t>
-      </w:r>
-    </w:p>
-    <w:p>
-      <w:pPr>
-        <w:spacing w:after="40"/>
-      </w:pPr>
-      <w:r>
-        <w:rPr>
-          <w:rFonts w:ascii="Calibri" w:hAnsi="Calibri"/>
-          <w:b w:val="0"/>
-          <w:i w:val="0"/>
-          <w:color w:val="5C5C5C"/>
-          <w:sz w:val="18"/>
-        </w:rPr>
-        <w:t>________________________________________________________________________________</w:t>
-      </w:r>
-    </w:p>
-    <w:p>
-      <w:pPr>
-        <w:spacing w:after="40"/>
-      </w:pPr>
-      <w:r>
-        <w:rPr>
-          <w:rFonts w:ascii="Calibri" w:hAnsi="Calibri"/>
-          <w:b w:val="0"/>
-          <w:i w:val="0"/>
-          <w:color w:val="5C5C5C"/>
-          <w:sz w:val="18"/>
-        </w:rPr>
-        <w:t>________________________________________________________________________________</w:t>
       </w:r>
     </w:p>
     <w:sectPr>
       <w:headerReference w:type="default" r:id="rId9"/>
       <w:footerReference w:type="default" r:id="rId10"/>
       <w:pgSz w:w="12240" w:h="15840"/>
-      <w:pgMar w:top="1037" w:right="1440" w:bottom="979" w:left="1440" w:header="432" w:footer="490" w:gutter="0"/>
+      <w:pgMar w:top="936" w:right="1440" w:bottom="936" w:left="1440" w:header="504" w:footer="504" w:gutter="0"/>
       <w:cols w:space="720"/>
       <w:docGrid w:linePitch="360"/>
     </w:sectPr>
@@ -1088,17 +1178,30 @@
   <w:p>
     <w:pPr>
       <w:pStyle w:val="Footer"/>
+      <w:spacing w:before="40" w:after="0"/>
       <w:jc w:val="center"/>
     </w:pPr>
     <w:r>
       <w:rPr>
-        <w:rFonts w:ascii="Calibri" w:hAnsi="Calibri"/>
+        <w:rFonts w:ascii="Arial" w:hAnsi="Arial" w:eastAsia="Arial" w:cs="Arial"/>
+        <w:color w:val="555555"/>
+        <w:sz w:val="16"/>
+        <w:szCs w:val="16"/>
         <w:b w:val="0"/>
-        <w:i w:val="0"/>
-        <w:color w:val="5C5C5C"/>
-        <w:sz w:val="17"/>
-      </w:rPr>
-      <w:t>STARLAB Unit 3  |  Research Journal Rubric</w:t>
+      </w:rPr>
+      <w:t xml:space="preserve">STARLAB | UNIT 3 | APPENDIX V | PAGE </w:t>
+    </w:r>
+    <w:r>
+      <w:rPr>
+        <w:rFonts w:ascii="Arial" w:hAnsi="Arial" w:eastAsia="Arial" w:cs="Arial"/>
+        <w:color w:val="555555"/>
+        <w:sz w:val="16"/>
+        <w:szCs w:val="16"/>
+        <w:b w:val="0"/>
+      </w:rPr>
+      <w:fldChar w:fldCharType="begin"/>
+      <w:instrText xml:space="preserve"> PAGE </w:instrText>
+      <w:fldChar w:fldCharType="end"/>
     </w:r>
   </w:p>
 </w:ftr>
@@ -1111,16 +1214,6 @@
       <w:pStyle w:val="Header"/>
       <w:jc w:val="right"/>
     </w:pPr>
-    <w:r>
-      <w:rPr>
-        <w:rFonts w:ascii="Calibri" w:hAnsi="Calibri"/>
-        <w:b/>
-        <w:i w:val="0"/>
-        <w:color w:val="5C5C5C"/>
-        <w:sz w:val="17"/>
-      </w:rPr>
-      <w:t>STARLAB  |  UNIT 3 ASSESSMENT TOOL</w:t>
-    </w:r>
   </w:p>
 </w:hdr>
 </file>
@@ -1489,11 +1582,14 @@
     <w:qFormat/>
     <w:rsid w:val="00FC693F"/>
     <w:pPr>
-      <w:spacing w:after="120" w:line="276" w:lineRule="auto"/>
+      <w:keepLines w:val="0"/>
+      <w:spacing w:after="40" w:line="240" w:lineRule="auto" w:before="0"/>
     </w:pPr>
     <w:rPr>
-      <w:rFonts w:ascii="Calibri" w:hAnsi="Calibri"/>
-      <w:sz w:val="21"/>
+      <w:rFonts w:ascii="Arial" w:hAnsi="Arial" w:eastAsia="Arial"/>
+      <w:b w:val="0"/>
+      <w:color w:val="111111"/>
+      <w:sz w:val="18"/>
     </w:rPr>
   </w:style>
   <w:style w:type="paragraph" w:styleId="Header">
@@ -1551,15 +1647,15 @@
     <w:pPr>
       <w:keepNext/>
       <w:keepLines/>
-      <w:spacing w:before="480" w:after="0"/>
+      <w:spacing w:before="180" w:after="60" w:line="240" w:lineRule="auto"/>
       <w:outlineLvl w:val="0"/>
     </w:pPr>
     <w:rPr>
-      <w:rFonts w:asciiTheme="majorHAnsi" w:eastAsiaTheme="majorEastAsia" w:hAnsiTheme="majorHAnsi" w:cstheme="majorBidi"/>
+      <w:rFonts w:asciiTheme="majorHAnsi" w:eastAsiaTheme="majorEastAsia" w:hAnsiTheme="majorHAnsi" w:cstheme="majorBidi" w:ascii="Arial" w:hAnsi="Arial" w:eastAsia="Arial"/>
       <w:b/>
       <w:bCs/>
-      <w:color w:val="365F91" w:themeColor="accent1" w:themeShade="BF"/>
-      <w:sz w:val="28"/>
+      <w:color w:val="E31B23"/>
+      <w:sz w:val="27"/>
       <w:szCs w:val="28"/>
     </w:rPr>
   </w:style>
@@ -1575,15 +1671,15 @@
     <w:pPr>
       <w:keepNext/>
       <w:keepLines/>
-      <w:spacing w:before="200" w:after="0"/>
+      <w:spacing w:before="120" w:after="40" w:line="240" w:lineRule="auto"/>
       <w:outlineLvl w:val="1"/>
     </w:pPr>
     <w:rPr>
-      <w:rFonts w:asciiTheme="majorHAnsi" w:eastAsiaTheme="majorEastAsia" w:hAnsiTheme="majorHAnsi" w:cstheme="majorBidi"/>
+      <w:rFonts w:asciiTheme="majorHAnsi" w:eastAsiaTheme="majorEastAsia" w:hAnsiTheme="majorHAnsi" w:cstheme="majorBidi" w:ascii="Arial" w:hAnsi="Arial" w:eastAsia="Arial"/>
       <w:b/>
       <w:bCs/>
-      <w:color w:val="4F81BD" w:themeColor="accent1"/>
-      <w:sz w:val="26"/>
+      <w:color w:val="111111"/>
+      <w:sz w:val="22"/>
       <w:szCs w:val="26"/>
     </w:rPr>
   </w:style>
@@ -1599,14 +1695,15 @@
     <w:pPr>
       <w:keepNext/>
       <w:keepLines/>
-      <w:spacing w:before="200" w:after="0"/>
+      <w:spacing w:before="100" w:after="40" w:line="240" w:lineRule="auto"/>
       <w:outlineLvl w:val="2"/>
     </w:pPr>
     <w:rPr>
-      <w:rFonts w:asciiTheme="majorHAnsi" w:eastAsiaTheme="majorEastAsia" w:hAnsiTheme="majorHAnsi" w:cstheme="majorBidi"/>
+      <w:rFonts w:asciiTheme="majorHAnsi" w:eastAsiaTheme="majorEastAsia" w:hAnsiTheme="majorHAnsi" w:cstheme="majorBidi" w:ascii="Arial" w:hAnsi="Arial" w:eastAsia="Arial"/>
       <w:b/>
       <w:bCs/>
-      <w:color w:val="4F81BD" w:themeColor="accent1"/>
+      <w:color w:val="555555"/>
+      <w:sz w:val="20"/>
     </w:rPr>
   </w:style>
   <w:style w:type="paragraph" w:styleId="Heading4">
@@ -2022,8 +2119,16 @@
       <w:numPr>
         <w:numId w:val="1"/>
       </w:numPr>
+      <w:spacing w:before="0" w:after="40" w:line="240" w:lineRule="auto"/>
+      <w:ind w:left="547" w:hanging="274"/>
       <w:contextualSpacing/>
     </w:pPr>
+    <w:rPr>
+      <w:rFonts w:ascii="Arial" w:hAnsi="Arial" w:eastAsia="Arial"/>
+      <w:b w:val="0"/>
+      <w:color w:val="111111"/>
+      <w:sz w:val="18"/>
+    </w:rPr>
   </w:style>
   <w:style w:type="paragraph" w:styleId="ListBullet2">
     <w:name w:val="List Bullet 2"/>
@@ -2061,8 +2166,16 @@
       <w:numPr>
         <w:numId w:val="5"/>
       </w:numPr>
+      <w:spacing w:before="0" w:after="40" w:line="240" w:lineRule="auto"/>
+      <w:ind w:left="547" w:hanging="274"/>
       <w:contextualSpacing/>
     </w:pPr>
+    <w:rPr>
+      <w:rFonts w:ascii="Arial" w:hAnsi="Arial" w:eastAsia="Arial"/>
+      <w:b w:val="0"/>
+      <w:color w:val="111111"/>
+      <w:sz w:val="18"/>
+    </w:rPr>
   </w:style>
   <w:style w:type="paragraph" w:styleId="ListNumber2">
     <w:name w:val="List Number 2"/>
@@ -13177,6 +13290,91 @@
         <w:shd w:val="clear" w:color="auto" w:fill="FBCAA2" w:themeFill="accent6" w:themeFillTint="7F"/>
       </w:tcPr>
     </w:tblStylePr>
+  </w:style>
+  <w:style w:type="paragraph" w:customStyle="1" w:styleId="STARLABKicker">
+    <w:name w:val="STARLAB Kicker"/>
+    <w:pPr>
+      <w:spacing w:before="0" w:after="60" w:line="240" w:lineRule="auto"/>
+    </w:pPr>
+    <w:rPr>
+      <w:rFonts w:ascii="Arial" w:hAnsi="Arial" w:eastAsia="Arial"/>
+      <w:b/>
+      <w:caps/>
+      <w:color w:val="E31B23"/>
+      <w:sz w:val="18"/>
+    </w:rPr>
+  </w:style>
+  <w:style w:type="paragraph" w:customStyle="1" w:styleId="STARLABResourceTitle">
+    <w:name w:val="STARLAB Resource Title"/>
+    <w:pPr>
+      <w:spacing w:before="0" w:after="60" w:line="240" w:lineRule="auto"/>
+    </w:pPr>
+    <w:rPr>
+      <w:rFonts w:ascii="Arial" w:hAnsi="Arial" w:eastAsia="Arial"/>
+      <w:b/>
+      <w:color w:val="111111"/>
+      <w:sz w:val="38"/>
+    </w:rPr>
+  </w:style>
+  <w:style w:type="paragraph" w:customStyle="1" w:styleId="STARLABResourceMeta">
+    <w:name w:val="STARLAB Resource Meta"/>
+    <w:pPr>
+      <w:spacing w:before="0" w:after="80" w:line="240" w:lineRule="auto"/>
+    </w:pPr>
+    <w:rPr>
+      <w:rFonts w:ascii="Arial" w:hAnsi="Arial" w:eastAsia="Arial"/>
+      <w:b/>
+      <w:color w:val="555555"/>
+      <w:sz w:val="17"/>
+    </w:rPr>
+  </w:style>
+  <w:style w:type="paragraph" w:customStyle="1" w:styleId="STARLABDivider">
+    <w:name w:val="STARLAB Divider"/>
+    <w:pPr>
+      <w:spacing w:before="0" w:after="160" w:line="240" w:lineRule="auto"/>
+    </w:pPr>
+    <w:rPr>
+      <w:rFonts w:ascii="Arial" w:hAnsi="Arial" w:eastAsia="Arial"/>
+      <w:b w:val="0"/>
+      <w:color w:val="E31B23"/>
+      <w:sz w:val="4"/>
+    </w:rPr>
+  </w:style>
+  <w:style w:type="paragraph" w:customStyle="1" w:styleId="STARLABPrompt">
+    <w:name w:val="STARLAB Prompt"/>
+    <w:pPr>
+      <w:spacing w:before="60" w:after="40" w:line="247" w:lineRule="auto"/>
+    </w:pPr>
+    <w:rPr>
+      <w:rFonts w:ascii="Arial" w:hAnsi="Arial" w:eastAsia="Arial"/>
+      <w:b/>
+      <w:color w:val="111111"/>
+      <w:sz w:val="20"/>
+    </w:rPr>
+  </w:style>
+  <w:style w:type="paragraph" w:customStyle="1" w:styleId="STARLABUseNote">
+    <w:name w:val="STARLAB Use Note"/>
+    <w:pPr>
+      <w:spacing w:before="0" w:after="80" w:line="247" w:lineRule="auto"/>
+    </w:pPr>
+    <w:rPr>
+      <w:rFonts w:ascii="Arial" w:hAnsi="Arial" w:eastAsia="Arial"/>
+      <w:b w:val="0"/>
+      <w:color w:val="555555"/>
+      <w:sz w:val="17"/>
+    </w:rPr>
+  </w:style>
+  <w:style w:type="paragraph" w:customStyle="1" w:styleId="STARLABResponseLine">
+    <w:name w:val="STARLAB Response Line"/>
+    <w:pPr>
+      <w:spacing w:before="0" w:after="60" w:line="240" w:lineRule="auto"/>
+    </w:pPr>
+    <w:rPr>
+      <w:rFonts w:ascii="Arial" w:hAnsi="Arial" w:eastAsia="Arial"/>
+      <w:b w:val="0"/>
+      <w:color w:val="111111"/>
+      <w:sz w:val="20"/>
+    </w:rPr>
   </w:style>
 </w:styles>
 </file>
